--- a/frhinehart/Pickleball/Module/pickleball_solutions.docx
+++ b/frhinehart/Pickleball/Module/pickleball_solutions.docx
@@ -13,14 +13,6 @@
     <w:p>
       <w:pPr>
         <w:pStyle w:val="FirstParagraph"/>
-      </w:pPr>
-      <w:r>
-        <w:t xml:space="preserve">Pickleball is a fast-paced sport blending tennis, badminton, and ping-pong, played with paddles and a plastic ball on a small court. College tournaments feature singles, doubles, and mixed doubles in a best-of-three format, emphasizing strategy, teamwork, and precision. Player performance is often tracked using the DUPR (Dynamic Universal Pickleball Rating) system, which rates skill from 2.000 to 8.000 based on match results, opponent strength, and recent play. A Reliability Score (1–100%) reflects how accurate a rating is, with 60%+ considered dependable.</w:t>
-      </w:r>
-    </w:p>
-    <w:p>
-      <w:pPr>
-        <w:pStyle w:val="BodyText"/>
       </w:pPr>
       <w:r>
         <w:t xml:space="preserve">Read in the Dataset:</w:t>
@@ -682,7 +674,7 @@
       </w:r>
     </w:p>
     <w:bookmarkEnd w:id="23"/>
-    <w:bookmarkStart w:id="24" w:name="checking-assumptions"/>
+    <w:bookmarkStart w:id="27" w:name="checking-assumptions"/>
     <w:p>
       <w:pPr>
         <w:pStyle w:val="Heading2"/>
@@ -700,7 +692,22 @@
         </w:numPr>
       </w:pPr>
       <w:r>
-        <w:t xml:space="preserve">State and evaluate the three assumptions needed for a paired t-test. You may assume independence. Use R code to help justify normality and check for outliers.</w:t>
+        <w:t xml:space="preserve">Create a new column labeled</w:t>
+      </w:r>
+      <w:r>
+        <w:t xml:space="preserve"> </w:t>
+      </w:r>
+      <w:r>
+        <w:rPr>
+          <w:rStyle w:val="VerbatimChar"/>
+        </w:rPr>
+        <w:t xml:space="preserve">Difference</w:t>
+      </w:r>
+      <w:r>
+        <w:t xml:space="preserve"> </w:t>
+      </w:r>
+      <w:r>
+        <w:t xml:space="preserve">that takes Doubles Reliability minus Singles Reliability.</w:t>
       </w:r>
     </w:p>
     <w:p>
@@ -709,15 +716,9 @@
       </w:pPr>
       <w:r>
         <w:rPr>
-          <w:rStyle w:val="FunctionTok"/>
-        </w:rPr>
-        <w:t xml:space="preserve">hist</w:t>
-      </w:r>
-      <w:r>
-        <w:rPr>
-          <w:rStyle w:val="NormalTok"/>
-        </w:rPr>
-        <w:t xml:space="preserve">(pickleBall</w:t>
+          <w:rStyle w:val="NormalTok"/>
+        </w:rPr>
+        <w:t xml:space="preserve">pickleBall</w:t>
       </w:r>
       <w:r>
         <w:rPr>
@@ -729,61 +730,126 @@
         <w:rPr>
           <w:rStyle w:val="NormalTok"/>
         </w:rPr>
-        <w:t xml:space="preserve">Difference)</w:t>
-      </w:r>
-    </w:p>
-    <w:p>
-      <w:pPr>
-        <w:pStyle w:val="SourceCode"/>
-      </w:pPr>
-      <w:r>
-        <w:rPr>
-          <w:rStyle w:val="VerbatimChar"/>
-        </w:rPr>
-        <w:t xml:space="preserve">Error in hist.default(pickleBall$Difference): 'x' must be numeric</w:t>
-      </w:r>
-    </w:p>
-    <w:p>
-      <w:pPr>
+        <w:t xml:space="preserve">Difference </w:t>
+      </w:r>
+      <w:r>
+        <w:rPr>
+          <w:rStyle w:val="OtherTok"/>
+        </w:rPr>
+        <w:t xml:space="preserve">&lt;-</w:t>
+      </w:r>
+      <w:r>
+        <w:rPr>
+          <w:rStyle w:val="NormalTok"/>
+        </w:rPr>
+        <w:t xml:space="preserve"> pickleBall</w:t>
+      </w:r>
+      <w:r>
+        <w:rPr>
+          <w:rStyle w:val="SpecialCharTok"/>
+        </w:rPr>
+        <w:t xml:space="preserve">$</w:t>
+      </w:r>
+      <w:r>
+        <w:rPr>
+          <w:rStyle w:val="StringTok"/>
+        </w:rPr>
+        <w:t xml:space="preserve">`</w:t>
+      </w:r>
+      <w:r>
+        <w:rPr>
+          <w:rStyle w:val="AttributeTok"/>
+        </w:rPr>
+        <w:t xml:space="preserve">Doubles Reliability</w:t>
+      </w:r>
+      <w:r>
+        <w:rPr>
+          <w:rStyle w:val="StringTok"/>
+        </w:rPr>
+        <w:t xml:space="preserve">`</w:t>
+      </w:r>
+      <w:r>
+        <w:rPr>
+          <w:rStyle w:val="NormalTok"/>
+        </w:rPr>
+        <w:t xml:space="preserve"> </w:t>
+      </w:r>
+      <w:r>
+        <w:rPr>
+          <w:rStyle w:val="SpecialCharTok"/>
+        </w:rPr>
+        <w:t xml:space="preserve">-</w:t>
+      </w:r>
+      <w:r>
+        <w:rPr>
+          <w:rStyle w:val="NormalTok"/>
+        </w:rPr>
+        <w:t xml:space="preserve"> pickleBall</w:t>
+      </w:r>
+      <w:r>
+        <w:rPr>
+          <w:rStyle w:val="SpecialCharTok"/>
+        </w:rPr>
+        <w:t xml:space="preserve">$</w:t>
+      </w:r>
+      <w:r>
+        <w:rPr>
+          <w:rStyle w:val="StringTok"/>
+        </w:rPr>
+        <w:t xml:space="preserve">`</w:t>
+      </w:r>
+      <w:r>
+        <w:rPr>
+          <w:rStyle w:val="AttributeTok"/>
+        </w:rPr>
+        <w:t xml:space="preserve">Singles Reliability</w:t>
+      </w:r>
+      <w:r>
+        <w:rPr>
+          <w:rStyle w:val="StringTok"/>
+        </w:rPr>
+        <w:t xml:space="preserve">`</w:t>
+      </w:r>
+    </w:p>
+    <w:p>
+      <w:pPr>
+        <w:pStyle w:val="Compact"/>
         <w:numPr>
           <w:ilvl w:val="0"/>
           <w:numId w:val="1004"/>
         </w:numPr>
       </w:pPr>
       <w:r>
-        <w:t xml:space="preserve">Independence: Data was collected independently.</w:t>
-      </w:r>
-    </w:p>
-    <w:p>
-      <w:pPr>
-        <w:numPr>
-          <w:ilvl w:val="0"/>
-          <w:numId w:val="1004"/>
-        </w:numPr>
-      </w:pPr>
-      <w:r>
-        <w:t xml:space="preserve">Normality: The differences between the pairs is approximately normally distributed.</w:t>
-      </w:r>
-    </w:p>
-    <w:p>
-      <w:pPr>
-        <w:numPr>
-          <w:ilvl w:val="0"/>
-          <w:numId w:val="1004"/>
-        </w:numPr>
-      </w:pPr>
-      <w:r>
-        <w:t xml:space="preserve">No Extreme Outliers: The differences should not have any extreme outliers.</w:t>
-      </w:r>
-    </w:p>
-    <w:bookmarkEnd w:id="24"/>
-    <w:bookmarkStart w:id="25" w:name="X5132c3e64d9a4fc263cd258049994395dbfd6af"/>
-    <w:p>
-      <w:pPr>
-        <w:pStyle w:val="Heading2"/>
-      </w:pPr>
-      <w:r>
-        <w:t xml:space="preserve">3 - Performing a matched pairs hypothesis test manually.</w:t>
+        <w:t xml:space="preserve">State and evaluate the three assumptions needed for a paired t-test. You may assume independence. Use code to help justify normality and check for outliers.</w:t>
+      </w:r>
+    </w:p>
+    <w:p>
+      <w:pPr>
+        <w:pStyle w:val="SourceCode"/>
+      </w:pPr>
+      <w:r>
+        <w:rPr>
+          <w:rStyle w:val="FunctionTok"/>
+        </w:rPr>
+        <w:t xml:space="preserve">hist</w:t>
+      </w:r>
+      <w:r>
+        <w:rPr>
+          <w:rStyle w:val="NormalTok"/>
+        </w:rPr>
+        <w:t xml:space="preserve">(pickleBall</w:t>
+      </w:r>
+      <w:r>
+        <w:rPr>
+          <w:rStyle w:val="SpecialCharTok"/>
+        </w:rPr>
+        <w:t xml:space="preserve">$</w:t>
+      </w:r>
+      <w:r>
+        <w:rPr>
+          <w:rStyle w:val="NormalTok"/>
+        </w:rPr>
+        <w:t xml:space="preserve">Difference)</w:t>
       </w:r>
     </w:p>
     <w:p>
@@ -791,19 +857,89 @@
         <w:pStyle w:val="FirstParagraph"/>
       </w:pPr>
       <w:r>
-        <w:t xml:space="preserve">Let μ be the true mean difference (Doubles - Singles) - because doubles reliability mean is higher than singles reliability.</w:t>
-      </w:r>
-    </w:p>
-    <w:p>
-      <w:pPr>
-        <w:pStyle w:val="Compact"/>
+        <w:drawing>
+          <wp:inline>
+            <wp:extent cx="4620126" cy="3696101"/>
+            <wp:effectExtent b="0" l="0" r="0" t="0"/>
+            <wp:docPr descr="" title="" id="25" name="Picture"/>
+            <a:graphic>
+              <a:graphicData uri="http://schemas.openxmlformats.org/drawingml/2006/picture">
+                <pic:pic>
+                  <pic:nvPicPr>
+                    <pic:cNvPr descr="pickleball_solutions_files/figure-docx/unnamed-chunk-4-1.png" id="26" name="Picture"/>
+                    <pic:cNvPicPr>
+                      <a:picLocks noChangeArrowheads="1" noChangeAspect="1"/>
+                    </pic:cNvPicPr>
+                  </pic:nvPicPr>
+                  <pic:blipFill>
+                    <a:blip r:embed="rId24"/>
+                    <a:stretch>
+                      <a:fillRect/>
+                    </a:stretch>
+                  </pic:blipFill>
+                  <pic:spPr bwMode="auto">
+                    <a:xfrm>
+                      <a:off x="0" y="0"/>
+                      <a:ext cx="4620126" cy="3696101"/>
+                    </a:xfrm>
+                    <a:prstGeom prst="rect">
+                      <a:avLst/>
+                    </a:prstGeom>
+                    <a:noFill/>
+                    <a:ln w="9525">
+                      <a:noFill/>
+                      <a:headEnd/>
+                      <a:tailEnd/>
+                    </a:ln>
+                  </pic:spPr>
+                </pic:pic>
+              </a:graphicData>
+            </a:graphic>
+          </wp:inline>
+        </w:drawing>
+      </w:r>
+    </w:p>
+    <w:p>
+      <w:pPr>
         <w:numPr>
           <w:ilvl w:val="0"/>
           <w:numId w:val="1005"/>
         </w:numPr>
       </w:pPr>
       <w:r>
-        <w:t xml:space="preserve">State the null and alternative hypothesis.</w:t>
+        <w:t xml:space="preserve">Independence: Data was collected independently.</w:t>
+      </w:r>
+    </w:p>
+    <w:p>
+      <w:pPr>
+        <w:numPr>
+          <w:ilvl w:val="0"/>
+          <w:numId w:val="1005"/>
+        </w:numPr>
+      </w:pPr>
+      <w:r>
+        <w:t xml:space="preserve">Normality: The differences between the pairs is approximately normally distributed.</w:t>
+      </w:r>
+    </w:p>
+    <w:p>
+      <w:pPr>
+        <w:numPr>
+          <w:ilvl w:val="0"/>
+          <w:numId w:val="1005"/>
+        </w:numPr>
+      </w:pPr>
+      <w:r>
+        <w:t xml:space="preserve">No Extreme Outliers: The differences should not have any extreme outliers.</w:t>
+      </w:r>
+    </w:p>
+    <w:bookmarkEnd w:id="27"/>
+    <w:bookmarkStart w:id="28" w:name="X5132c3e64d9a4fc263cd258049994395dbfd6af"/>
+    <w:p>
+      <w:pPr>
+        <w:pStyle w:val="Heading2"/>
+      </w:pPr>
+      <w:r>
+        <w:t xml:space="preserve">3 - Performing a matched pairs hypothesis test manually.</w:t>
       </w:r>
     </w:p>
     <w:p>
@@ -811,13 +947,7 @@
         <w:pStyle w:val="FirstParagraph"/>
       </w:pPr>
       <w:r>
-        <w:t xml:space="preserve">Null Hypothesis: The mean difference between the paired observations is zero.</w:t>
-      </w:r>
-      <w:r>
-        <w:t xml:space="preserve"> </w:t>
-      </w:r>
-      <w:r>
-        <w:t xml:space="preserve">Alternative Hypothesis: The mean difference is not zero.</w:t>
+        <w:t xml:space="preserve">Let μ be the true mean difference (Doubles - Singles) - because doubles reliability mean is higher than singles reliability.</w:t>
       </w:r>
     </w:p>
     <w:p>
@@ -829,123 +959,21 @@
         </w:numPr>
       </w:pPr>
       <w:r>
-        <w:t xml:space="preserve">Create a new column labeled</w:t>
+        <w:t xml:space="preserve">State the null and alternative hypothesis.</w:t>
+      </w:r>
+    </w:p>
+    <w:p>
+      <w:pPr>
+        <w:pStyle w:val="FirstParagraph"/>
+      </w:pPr>
+      <w:r>
+        <w:t xml:space="preserve">Null Hypothesis: The mean difference between the paired observations is zero.</w:t>
       </w:r>
       <w:r>
         <w:t xml:space="preserve"> </w:t>
       </w:r>
       <w:r>
-        <w:rPr>
-          <w:rStyle w:val="VerbatimChar"/>
-        </w:rPr>
-        <w:t xml:space="preserve">Difference</w:t>
-      </w:r>
-      <w:r>
-        <w:t xml:space="preserve"> </w:t>
-      </w:r>
-      <w:r>
-        <w:t xml:space="preserve">that takes Doubles Reliability minus Singles Reliability.</w:t>
-      </w:r>
-    </w:p>
-    <w:p>
-      <w:pPr>
-        <w:pStyle w:val="SourceCode"/>
-      </w:pPr>
-      <w:r>
-        <w:rPr>
-          <w:rStyle w:val="NormalTok"/>
-        </w:rPr>
-        <w:t xml:space="preserve">pickleBall</w:t>
-      </w:r>
-      <w:r>
-        <w:rPr>
-          <w:rStyle w:val="SpecialCharTok"/>
-        </w:rPr>
-        <w:t xml:space="preserve">$</w:t>
-      </w:r>
-      <w:r>
-        <w:rPr>
-          <w:rStyle w:val="NormalTok"/>
-        </w:rPr>
-        <w:t xml:space="preserve">Difference </w:t>
-      </w:r>
-      <w:r>
-        <w:rPr>
-          <w:rStyle w:val="OtherTok"/>
-        </w:rPr>
-        <w:t xml:space="preserve">&lt;-</w:t>
-      </w:r>
-      <w:r>
-        <w:rPr>
-          <w:rStyle w:val="NormalTok"/>
-        </w:rPr>
-        <w:t xml:space="preserve"> pickleBall</w:t>
-      </w:r>
-      <w:r>
-        <w:rPr>
-          <w:rStyle w:val="SpecialCharTok"/>
-        </w:rPr>
-        <w:t xml:space="preserve">$</w:t>
-      </w:r>
-      <w:r>
-        <w:rPr>
-          <w:rStyle w:val="StringTok"/>
-        </w:rPr>
-        <w:t xml:space="preserve">`</w:t>
-      </w:r>
-      <w:r>
-        <w:rPr>
-          <w:rStyle w:val="AttributeTok"/>
-        </w:rPr>
-        <w:t xml:space="preserve">Doubles Reliability</w:t>
-      </w:r>
-      <w:r>
-        <w:rPr>
-          <w:rStyle w:val="StringTok"/>
-        </w:rPr>
-        <w:t xml:space="preserve">`</w:t>
-      </w:r>
-      <w:r>
-        <w:rPr>
-          <w:rStyle w:val="NormalTok"/>
-        </w:rPr>
-        <w:t xml:space="preserve"> </w:t>
-      </w:r>
-      <w:r>
-        <w:rPr>
-          <w:rStyle w:val="SpecialCharTok"/>
-        </w:rPr>
-        <w:t xml:space="preserve">-</w:t>
-      </w:r>
-      <w:r>
-        <w:rPr>
-          <w:rStyle w:val="NormalTok"/>
-        </w:rPr>
-        <w:t xml:space="preserve"> pickleBall</w:t>
-      </w:r>
-      <w:r>
-        <w:rPr>
-          <w:rStyle w:val="SpecialCharTok"/>
-        </w:rPr>
-        <w:t xml:space="preserve">$</w:t>
-      </w:r>
-      <w:r>
-        <w:rPr>
-          <w:rStyle w:val="StringTok"/>
-        </w:rPr>
-        <w:t xml:space="preserve">`</w:t>
-      </w:r>
-      <w:r>
-        <w:rPr>
-          <w:rStyle w:val="AttributeTok"/>
-        </w:rPr>
-        <w:t xml:space="preserve">Singles Reliability</w:t>
-      </w:r>
-      <w:r>
-        <w:rPr>
-          <w:rStyle w:val="StringTok"/>
-        </w:rPr>
-        <w:t xml:space="preserve">`</w:t>
+        <w:t xml:space="preserve">Alternative Hypothesis: The mean difference is not zero.</w:t>
       </w:r>
     </w:p>
     <w:p>
@@ -1047,7 +1075,7 @@
         <w:pStyle w:val="FirstParagraph"/>
       </w:pPr>
       <w:r>
-        <w:t xml:space="preserve">The mean difference between doubles reliability and singles reliability is 0.1454211</w:t>
+        <w:t xml:space="preserve">The mean difference between doubles reliability and singles reliability is 0.145</w:t>
       </w:r>
     </w:p>
     <w:p>
@@ -1149,7 +1177,7 @@
         <w:pStyle w:val="FirstParagraph"/>
       </w:pPr>
       <w:r>
-        <w:t xml:space="preserve">The standard deviation of the difference between doubles reliability and singles reliability is 0.212845.</w:t>
+        <w:t xml:space="preserve">The standard deviation of the difference between doubles reliability and singles reliability is 0.213.</w:t>
       </w:r>
     </w:p>
     <w:p>
@@ -1329,7 +1357,7 @@
         <w:pStyle w:val="FirstParagraph"/>
       </w:pPr>
       <w:r>
-        <w:t xml:space="preserve">The t-statistic is 13.31851.</w:t>
+        <w:t xml:space="preserve">The t-statistic is 13.319.</w:t>
       </w:r>
     </w:p>
     <w:p>
@@ -1551,7 +1579,7 @@
         <w:pStyle w:val="FirstParagraph"/>
       </w:pPr>
       <w:r>
-        <w:t xml:space="preserve">The p-value is 1.828055e-33</w:t>
+        <w:t xml:space="preserve">The p-value is 0</w:t>
       </w:r>
     </w:p>
     <w:p>
@@ -1571,7 +1599,7 @@
         <w:pStyle w:val="FirstParagraph"/>
       </w:pPr>
       <w:r>
-        <w:t xml:space="preserve">There is strong evidence (p-value = 1.828055e-33, t = 13.319, df = 379) that there is a difference in means between doubles reliability and singles reliability.</w:t>
+        <w:t xml:space="preserve">There is strong evidence (p-value = 0, 13.319, df = 379) that there is a difference in means between doubles reliability and singles reliability.</w:t>
       </w:r>
     </w:p>
     <w:p>
@@ -1579,11 +1607,19 @@
         <w:pStyle w:val="BodyText"/>
       </w:pPr>
       <w:r>
+        <w:t xml:space="preserve">A possible explanation for this is that doubles matches are more commonly played than single matches.</w:t>
+      </w:r>
+    </w:p>
+    <w:p>
+      <w:pPr>
+        <w:pStyle w:val="BodyText"/>
+      </w:pPr>
+      <w:r>
         <w:t xml:space="preserve">We can also do this process using the t.test function in r which allows us to perform the hypothesis test quicker.</w:t>
       </w:r>
     </w:p>
-    <w:bookmarkEnd w:id="25"/>
-    <w:bookmarkStart w:id="26" w:name="X10059e762098f38e8957a565f3c8b00529f43b4"/>
+    <w:bookmarkEnd w:id="28"/>
+    <w:bookmarkStart w:id="29" w:name="X10059e762098f38e8957a565f3c8b00529f43b4"/>
     <w:p>
       <w:pPr>
         <w:pStyle w:val="Heading2"/>
@@ -1601,7 +1637,7 @@
         </w:numPr>
       </w:pPr>
       <w:r>
-        <w:t xml:space="preserve">perform a matched pairs hypothesis t-test using the</w:t>
+        <w:t xml:space="preserve">Perform a matched pairs hypothesis t-test using the</w:t>
       </w:r>
       <w:r>
         <w:t xml:space="preserve"> </w:t>
@@ -1895,40 +1931,10 @@
         <w:pStyle w:val="FirstParagraph"/>
       </w:pPr>
       <w:r>
-        <w:t xml:space="preserve">With 95% confidence, the true mean difference between doubles and singles reliability lies between 0.1239522 and 0.1668899. Since zero is not in the interval, the difference is statistically significant.</w:t>
-      </w:r>
-    </w:p>
-    <w:p>
-      <w:pPr>
-        <w:pStyle w:val="BodyText"/>
-      </w:pPr>
-      <w:r>
-        <w:t xml:space="preserve">You could also interpret it this way…</w:t>
-      </w:r>
-      <w:r>
-        <w:t xml:space="preserve"> </w:t>
-      </w:r>
-      <w:r>
-        <w:t xml:space="preserve">On average, doubles reliability is between 12.4% and 16.7% higher than singles reliability.</w:t>
-      </w:r>
-    </w:p>
-    <w:p>
-      <w:pPr>
-        <w:pStyle w:val="BodyText"/>
-      </w:pPr>
-      <w:r>
-        <w:t xml:space="preserve">A possible explanation for this is that doubles matches are more commonly played than single matches.</w:t>
-      </w:r>
-    </w:p>
-    <w:p>
-      <w:pPr>
-        <w:pStyle w:val="BodyText"/>
-      </w:pPr>
-      <w:r>
-        <w:t xml:space="preserve">If you notice you gained two different p-values for both manually and using R. This is because the t.test() function in R does not report p-values smaller than 2.2e-16. When calculated manually, however, the full precision of the test statistic can be used to generate an even smaller p-value. This does not change the outcome of the results. Both methods will result in the same statistical conclusion.</w:t>
-      </w:r>
-    </w:p>
-    <w:bookmarkEnd w:id="26"/>
+        <w:t xml:space="preserve">With 95% confidence, the true mean difference between doubles and singles reliability lies between 0.124 and 0.167. Since zero is not in the interval, the difference is statistically significant.</w:t>
+      </w:r>
+    </w:p>
+    <w:bookmarkEnd w:id="29"/>
     <w:sectPr/>
   </w:body>
 </w:document>
@@ -2715,91 +2721,6 @@
       </w:pPr>
     </w:lvl>
   </w:abstractNum>
-  <w:abstractNum w:abstractNumId="99828">
-    <w:nsid w:val="00A99828"/>
-    <w:multiLevelType w:val="multilevel"/>
-    <w:lvl w:ilvl="0">
-      <w:start w:val="8"/>
-      <w:numFmt w:val="upperLetter"/>
-      <w:lvlText w:val="%1)"/>
-      <w:lvlJc w:val="left"/>
-      <w:pPr>
-        <w:ind w:left="720" w:hanging="360"/>
-      </w:pPr>
-    </w:lvl>
-    <w:lvl w:ilvl="1">
-      <w:start w:val="8"/>
-      <w:numFmt w:val="upperLetter"/>
-      <w:lvlText w:val="%2)"/>
-      <w:lvlJc w:val="left"/>
-      <w:pPr>
-        <w:ind w:left="1440" w:hanging="360"/>
-      </w:pPr>
-    </w:lvl>
-    <w:lvl w:ilvl="2">
-      <w:start w:val="8"/>
-      <w:numFmt w:val="upperLetter"/>
-      <w:lvlText w:val="%3)"/>
-      <w:lvlJc w:val="left"/>
-      <w:pPr>
-        <w:ind w:left="2160" w:hanging="360"/>
-      </w:pPr>
-    </w:lvl>
-    <w:lvl w:ilvl="3">
-      <w:start w:val="8"/>
-      <w:numFmt w:val="upperLetter"/>
-      <w:lvlText w:val="%4)"/>
-      <w:lvlJc w:val="left"/>
-      <w:pPr>
-        <w:ind w:left="2880" w:hanging="360"/>
-      </w:pPr>
-    </w:lvl>
-    <w:lvl w:ilvl="4">
-      <w:start w:val="8"/>
-      <w:numFmt w:val="upperLetter"/>
-      <w:lvlText w:val="%5)"/>
-      <w:lvlJc w:val="left"/>
-      <w:pPr>
-        <w:ind w:left="3600" w:hanging="360"/>
-      </w:pPr>
-    </w:lvl>
-    <w:lvl w:ilvl="5">
-      <w:start w:val="8"/>
-      <w:numFmt w:val="upperLetter"/>
-      <w:lvlText w:val="%6)"/>
-      <w:lvlJc w:val="left"/>
-      <w:pPr>
-        <w:ind w:left="4320" w:hanging="360"/>
-      </w:pPr>
-    </w:lvl>
-    <w:lvl w:ilvl="6">
-      <w:start w:val="8"/>
-      <w:numFmt w:val="upperLetter"/>
-      <w:lvlText w:val="%7)"/>
-      <w:lvlJc w:val="left"/>
-      <w:pPr>
-        <w:ind w:left="5040" w:hanging="360"/>
-      </w:pPr>
-    </w:lvl>
-    <w:lvl w:ilvl="7">
-      <w:start w:val="8"/>
-      <w:numFmt w:val="upperLetter"/>
-      <w:lvlText w:val="%8)"/>
-      <w:lvlJc w:val="left"/>
-      <w:pPr>
-        <w:ind w:left="5760" w:hanging="360"/>
-      </w:pPr>
-    </w:lvl>
-    <w:lvl w:ilvl="8">
-      <w:start w:val="8"/>
-      <w:numFmt w:val="upperLetter"/>
-      <w:lvlText w:val="%9)"/>
-      <w:lvlJc w:val="left"/>
-      <w:pPr>
-        <w:ind w:left="6480" w:hanging="360"/>
-      </w:pPr>
-    </w:lvl>
-  </w:abstractNum>
   <w:num w:numId="1000">
     <w:abstractNumId w:val="990"/>
   </w:num>
@@ -2894,66 +2815,6 @@
     </w:lvlOverride>
   </w:num>
   <w:num w:numId="1004">
-    <w:abstractNumId w:val="99411"/>
-    <w:lvlOverride w:ilvl="0">
-      <w:startOverride w:val="1"/>
-    </w:lvlOverride>
-    <w:lvlOverride w:ilvl="1">
-      <w:startOverride w:val="1"/>
-    </w:lvlOverride>
-    <w:lvlOverride w:ilvl="2">
-      <w:startOverride w:val="1"/>
-    </w:lvlOverride>
-    <w:lvlOverride w:ilvl="3">
-      <w:startOverride w:val="1"/>
-    </w:lvlOverride>
-    <w:lvlOverride w:ilvl="4">
-      <w:startOverride w:val="1"/>
-    </w:lvlOverride>
-    <w:lvlOverride w:ilvl="5">
-      <w:startOverride w:val="1"/>
-    </w:lvlOverride>
-    <w:lvlOverride w:ilvl="6">
-      <w:startOverride w:val="1"/>
-    </w:lvlOverride>
-    <w:lvlOverride w:ilvl="7">
-      <w:startOverride w:val="1"/>
-    </w:lvlOverride>
-    <w:lvlOverride w:ilvl="8">
-      <w:startOverride w:val="1"/>
-    </w:lvlOverride>
-  </w:num>
-  <w:num w:numId="1005">
-    <w:abstractNumId w:val="99821"/>
-    <w:lvlOverride w:ilvl="0">
-      <w:startOverride w:val="1"/>
-    </w:lvlOverride>
-    <w:lvlOverride w:ilvl="1">
-      <w:startOverride w:val="1"/>
-    </w:lvlOverride>
-    <w:lvlOverride w:ilvl="2">
-      <w:startOverride w:val="1"/>
-    </w:lvlOverride>
-    <w:lvlOverride w:ilvl="3">
-      <w:startOverride w:val="1"/>
-    </w:lvlOverride>
-    <w:lvlOverride w:ilvl="4">
-      <w:startOverride w:val="1"/>
-    </w:lvlOverride>
-    <w:lvlOverride w:ilvl="5">
-      <w:startOverride w:val="1"/>
-    </w:lvlOverride>
-    <w:lvlOverride w:ilvl="6">
-      <w:startOverride w:val="1"/>
-    </w:lvlOverride>
-    <w:lvlOverride w:ilvl="7">
-      <w:startOverride w:val="1"/>
-    </w:lvlOverride>
-    <w:lvlOverride w:ilvl="8">
-      <w:startOverride w:val="1"/>
-    </w:lvlOverride>
-  </w:num>
-  <w:num w:numId="1006">
     <w:abstractNumId w:val="99822"/>
     <w:lvlOverride w:ilvl="0">
       <w:startOverride w:val="2"/>
@@ -2983,7 +2844,97 @@
       <w:startOverride w:val="2"/>
     </w:lvlOverride>
   </w:num>
+  <w:num w:numId="1005">
+    <w:abstractNumId w:val="99411"/>
+    <w:lvlOverride w:ilvl="0">
+      <w:startOverride w:val="1"/>
+    </w:lvlOverride>
+    <w:lvlOverride w:ilvl="1">
+      <w:startOverride w:val="1"/>
+    </w:lvlOverride>
+    <w:lvlOverride w:ilvl="2">
+      <w:startOverride w:val="1"/>
+    </w:lvlOverride>
+    <w:lvlOverride w:ilvl="3">
+      <w:startOverride w:val="1"/>
+    </w:lvlOverride>
+    <w:lvlOverride w:ilvl="4">
+      <w:startOverride w:val="1"/>
+    </w:lvlOverride>
+    <w:lvlOverride w:ilvl="5">
+      <w:startOverride w:val="1"/>
+    </w:lvlOverride>
+    <w:lvlOverride w:ilvl="6">
+      <w:startOverride w:val="1"/>
+    </w:lvlOverride>
+    <w:lvlOverride w:ilvl="7">
+      <w:startOverride w:val="1"/>
+    </w:lvlOverride>
+    <w:lvlOverride w:ilvl="8">
+      <w:startOverride w:val="1"/>
+    </w:lvlOverride>
+  </w:num>
+  <w:num w:numId="1006">
+    <w:abstractNumId w:val="99821"/>
+    <w:lvlOverride w:ilvl="0">
+      <w:startOverride w:val="1"/>
+    </w:lvlOverride>
+    <w:lvlOverride w:ilvl="1">
+      <w:startOverride w:val="1"/>
+    </w:lvlOverride>
+    <w:lvlOverride w:ilvl="2">
+      <w:startOverride w:val="1"/>
+    </w:lvlOverride>
+    <w:lvlOverride w:ilvl="3">
+      <w:startOverride w:val="1"/>
+    </w:lvlOverride>
+    <w:lvlOverride w:ilvl="4">
+      <w:startOverride w:val="1"/>
+    </w:lvlOverride>
+    <w:lvlOverride w:ilvl="5">
+      <w:startOverride w:val="1"/>
+    </w:lvlOverride>
+    <w:lvlOverride w:ilvl="6">
+      <w:startOverride w:val="1"/>
+    </w:lvlOverride>
+    <w:lvlOverride w:ilvl="7">
+      <w:startOverride w:val="1"/>
+    </w:lvlOverride>
+    <w:lvlOverride w:ilvl="8">
+      <w:startOverride w:val="1"/>
+    </w:lvlOverride>
+  </w:num>
   <w:num w:numId="1007">
+    <w:abstractNumId w:val="99822"/>
+    <w:lvlOverride w:ilvl="0">
+      <w:startOverride w:val="2"/>
+    </w:lvlOverride>
+    <w:lvlOverride w:ilvl="1">
+      <w:startOverride w:val="2"/>
+    </w:lvlOverride>
+    <w:lvlOverride w:ilvl="2">
+      <w:startOverride w:val="2"/>
+    </w:lvlOverride>
+    <w:lvlOverride w:ilvl="3">
+      <w:startOverride w:val="2"/>
+    </w:lvlOverride>
+    <w:lvlOverride w:ilvl="4">
+      <w:startOverride w:val="2"/>
+    </w:lvlOverride>
+    <w:lvlOverride w:ilvl="5">
+      <w:startOverride w:val="2"/>
+    </w:lvlOverride>
+    <w:lvlOverride w:ilvl="6">
+      <w:startOverride w:val="2"/>
+    </w:lvlOverride>
+    <w:lvlOverride w:ilvl="7">
+      <w:startOverride w:val="2"/>
+    </w:lvlOverride>
+    <w:lvlOverride w:ilvl="8">
+      <w:startOverride w:val="2"/>
+    </w:lvlOverride>
+  </w:num>
+  <w:num w:numId="1008">
     <w:abstractNumId w:val="99823"/>
     <w:lvlOverride w:ilvl="0">
       <w:startOverride w:val="3"/>
@@ -3013,7 +2964,7 @@
       <w:startOverride w:val="3"/>
     </w:lvlOverride>
   </w:num>
-  <w:num w:numId="1008">
+  <w:num w:numId="1009">
     <w:abstractNumId w:val="99824"/>
     <w:lvlOverride w:ilvl="0">
       <w:startOverride w:val="4"/>
@@ -3043,7 +2994,7 @@
       <w:startOverride w:val="4"/>
     </w:lvlOverride>
   </w:num>
-  <w:num w:numId="1009">
+  <w:num w:numId="1010">
     <w:abstractNumId w:val="99825"/>
     <w:lvlOverride w:ilvl="0">
       <w:startOverride w:val="5"/>
@@ -3073,7 +3024,7 @@
       <w:startOverride w:val="5"/>
     </w:lvlOverride>
   </w:num>
-  <w:num w:numId="1010">
+  <w:num w:numId="1011">
     <w:abstractNumId w:val="99826"/>
     <w:lvlOverride w:ilvl="0">
       <w:startOverride w:val="6"/>
@@ -3103,7 +3054,7 @@
       <w:startOverride w:val="6"/>
     </w:lvlOverride>
   </w:num>
-  <w:num w:numId="1011">
+  <w:num w:numId="1012">
     <w:abstractNumId w:val="99827"/>
     <w:lvlOverride w:ilvl="0">
       <w:startOverride w:val="7"/>
@@ -3131,36 +3082,6 @@
     </w:lvlOverride>
     <w:lvlOverride w:ilvl="8">
       <w:startOverride w:val="7"/>
-    </w:lvlOverride>
-  </w:num>
-  <w:num w:numId="1012">
-    <w:abstractNumId w:val="99828"/>
-    <w:lvlOverride w:ilvl="0">
-      <w:startOverride w:val="8"/>
-    </w:lvlOverride>
-    <w:lvlOverride w:ilvl="1">
-      <w:startOverride w:val="8"/>
-    </w:lvlOverride>
-    <w:lvlOverride w:ilvl="2">
-      <w:startOverride w:val="8"/>
-    </w:lvlOverride>
-    <w:lvlOverride w:ilvl="3">
-      <w:startOverride w:val="8"/>
-    </w:lvlOverride>
-    <w:lvlOverride w:ilvl="4">
-      <w:startOverride w:val="8"/>
-    </w:lvlOverride>
-    <w:lvlOverride w:ilvl="5">
-      <w:startOverride w:val="8"/>
-    </w:lvlOverride>
-    <w:lvlOverride w:ilvl="6">
-      <w:startOverride w:val="8"/>
-    </w:lvlOverride>
-    <w:lvlOverride w:ilvl="7">
-      <w:startOverride w:val="8"/>
-    </w:lvlOverride>
-    <w:lvlOverride w:ilvl="8">
-      <w:startOverride w:val="8"/>
     </w:lvlOverride>
   </w:num>
   <w:num w:numId="1013">

--- a/frhinehart/Pickleball/Module/pickleball_solutions.docx
+++ b/frhinehart/Pickleball/Module/pickleball_solutions.docx
@@ -674,13 +674,13 @@
       </w:r>
     </w:p>
     <w:bookmarkEnd w:id="23"/>
-    <w:bookmarkStart w:id="27" w:name="checking-assumptions"/>
+    <w:bookmarkStart w:id="27" w:name="checking-conditions"/>
     <w:p>
       <w:pPr>
         <w:pStyle w:val="Heading2"/>
       </w:pPr>
       <w:r>
-        <w:t xml:space="preserve">2 - Checking assumptions</w:t>
+        <w:t xml:space="preserve">2 - Checking conditions</w:t>
       </w:r>
     </w:p>
     <w:p>
@@ -820,7 +820,7 @@
         </w:numPr>
       </w:pPr>
       <w:r>
-        <w:t xml:space="preserve">State and evaluate the three assumptions needed for a paired t-test. You may assume independence. Use code to help justify normality and check for outliers.</w:t>
+        <w:t xml:space="preserve">State and evaluate the three conditions needed for a paired t-test. You may assume independence. Use code to help justify normality and check for outliers.</w:t>
       </w:r>
     </w:p>
     <w:p>
@@ -918,7 +918,7 @@
         </w:numPr>
       </w:pPr>
       <w:r>
-        <w:t xml:space="preserve">Normality: The differences between the pairs is approximately normally distributed.</w:t>
+        <w:t xml:space="preserve">Normality: The differences between the pairs slightly right skewed but since the same size is 380 it sould still be safe to use the t-distribution.</w:t>
       </w:r>
     </w:p>
     <w:p>
@@ -947,7 +947,21 @@
         <w:pStyle w:val="FirstParagraph"/>
       </w:pPr>
       <w:r>
-        <w:t xml:space="preserve">Let μ be the true mean difference (Doubles - Singles) - because doubles reliability mean is higher than singles reliability.</w:t>
+        <w:t xml:space="preserve">Let</w:t>
+      </w:r>
+      <w:r>
+        <w:t xml:space="preserve"> </w:t>
+      </w:r>
+      <m:oMath>
+        <m:r>
+          <m:t>μ</m:t>
+        </m:r>
+      </m:oMath>
+      <w:r>
+        <w:t xml:space="preserve"> </w:t>
+      </w:r>
+      <w:r>
+        <w:t xml:space="preserve">be the true mean difference (Doubles - Singles) - because doubles reliability mean is higher than singles reliability.</w:t>
       </w:r>
     </w:p>
     <w:p>
@@ -1931,7 +1945,7 @@
         <w:pStyle w:val="FirstParagraph"/>
       </w:pPr>
       <w:r>
-        <w:t xml:space="preserve">With 95% confidence, the true mean difference between doubles and singles reliability lies between 0.124 and 0.167. Since zero is not in the interval, the difference is statistically significant.</w:t>
+        <w:t xml:space="preserve">With 95% confidence, the mean reliability score for players as doubles is between 0.124 and 0.167 higher than for singles. Since zero is not in the interval, the difference is statistically significant.</w:t>
       </w:r>
     </w:p>
     <w:bookmarkEnd w:id="29"/>
